--- a/templates/common-paper-cc-by-4.0/common-paper-csa-with-ai/template.docx
+++ b/templates/common-paper-cc-by-4.0/common-paper-csa-with-ai/template.docx
@@ -3995,6 +3995,11 @@
               </w:rPr>
             </w:r>
             <w:r>
+              <w:rPr>
+                <w:rFonts w:ascii="Arial" w:cs="Arial" w:eastAsia="Arial" w:hAnsi="Arial"/>
+                <w:sz w:val="18"/>
+                <w:szCs w:val="18"/>
+              </w:rPr>
               <w:t>{provider_signatory_name}</w:t>
             </w:r>
           </w:p>
@@ -4056,6 +4061,11 @@
               </w:rPr>
             </w:r>
             <w:r>
+              <w:rPr>
+                <w:rFonts w:ascii="Arial" w:cs="Arial" w:eastAsia="Arial" w:hAnsi="Arial"/>
+                <w:sz w:val="18"/>
+                <w:szCs w:val="18"/>
+              </w:rPr>
               <w:t>{customer_signatory_name}</w:t>
             </w:r>
           </w:p>
@@ -4129,6 +4139,11 @@
               </w:rPr>
             </w:r>
             <w:r>
+              <w:rPr>
+                <w:rFonts w:ascii="Arial" w:cs="Arial" w:eastAsia="Arial" w:hAnsi="Arial"/>
+                <w:sz w:val="18"/>
+                <w:szCs w:val="18"/>
+              </w:rPr>
               <w:t>{provider_signatory_title_display}</w:t>
             </w:r>
           </w:p>
@@ -4190,6 +4205,11 @@
               </w:rPr>
             </w:r>
             <w:r>
+              <w:rPr>
+                <w:rFonts w:ascii="Arial" w:cs="Arial" w:eastAsia="Arial" w:hAnsi="Arial"/>
+                <w:sz w:val="18"/>
+                <w:szCs w:val="18"/>
+              </w:rPr>
               <w:t>{customer_signatory_title_display}</w:t>
             </w:r>
           </w:p>
@@ -4291,6 +4311,11 @@
               </w:rPr>
             </w:r>
             <w:r>
+              <w:rPr>
+                <w:rFonts w:ascii="Arial" w:cs="Arial" w:eastAsia="Arial" w:hAnsi="Arial"/>
+                <w:sz w:val="18"/>
+                <w:szCs w:val="18"/>
+              </w:rPr>
               <w:t>{provider_signatory_email}</w:t>
             </w:r>
           </w:p>
@@ -4352,6 +4377,11 @@
               </w:rPr>
             </w:r>
             <w:r>
+              <w:rPr>
+                <w:rFonts w:ascii="Arial" w:cs="Arial" w:eastAsia="Arial" w:hAnsi="Arial"/>
+                <w:sz w:val="18"/>
+                <w:szCs w:val="18"/>
+              </w:rPr>
               <w:t>{customer_signatory_email}</w:t>
             </w:r>
           </w:p>
@@ -11067,6 +11097,11 @@
               </w:rPr>
             </w:r>
             <w:r>
+              <w:rPr>
+                <w:rFonts w:ascii="Arial" w:cs="Arial" w:eastAsia="Arial" w:hAnsi="Arial"/>
+                <w:sz w:val="18"/>
+                <w:szCs w:val="18"/>
+              </w:rPr>
               <w:t>{provider_signatory_name}</w:t>
             </w:r>
           </w:p>
@@ -11128,6 +11163,11 @@
               </w:rPr>
             </w:r>
             <w:r>
+              <w:rPr>
+                <w:rFonts w:ascii="Arial" w:cs="Arial" w:eastAsia="Arial" w:hAnsi="Arial"/>
+                <w:sz w:val="18"/>
+                <w:szCs w:val="18"/>
+              </w:rPr>
               <w:t>{customer_signatory_name}</w:t>
             </w:r>
           </w:p>
@@ -11201,6 +11241,11 @@
               </w:rPr>
             </w:r>
             <w:r>
+              <w:rPr>
+                <w:rFonts w:ascii="Arial" w:cs="Arial" w:eastAsia="Arial" w:hAnsi="Arial"/>
+                <w:sz w:val="18"/>
+                <w:szCs w:val="18"/>
+              </w:rPr>
               <w:t>{provider_signatory_title_display}</w:t>
             </w:r>
           </w:p>
@@ -11262,6 +11307,11 @@
               </w:rPr>
             </w:r>
             <w:r>
+              <w:rPr>
+                <w:rFonts w:ascii="Arial" w:cs="Arial" w:eastAsia="Arial" w:hAnsi="Arial"/>
+                <w:sz w:val="18"/>
+                <w:szCs w:val="18"/>
+              </w:rPr>
               <w:t>{customer_signatory_title_display}</w:t>
             </w:r>
           </w:p>
@@ -11363,6 +11413,11 @@
               </w:rPr>
             </w:r>
             <w:r>
+              <w:rPr>
+                <w:rFonts w:ascii="Arial" w:cs="Arial" w:eastAsia="Arial" w:hAnsi="Arial"/>
+                <w:sz w:val="18"/>
+                <w:szCs w:val="18"/>
+              </w:rPr>
               <w:t>{provider_signatory_email}</w:t>
             </w:r>
           </w:p>
@@ -11424,6 +11479,11 @@
               </w:rPr>
             </w:r>
             <w:r>
+              <w:rPr>
+                <w:rFonts w:ascii="Arial" w:cs="Arial" w:eastAsia="Arial" w:hAnsi="Arial"/>
+                <w:sz w:val="18"/>
+                <w:szCs w:val="18"/>
+              </w:rPr>
               <w:t>{customer_signatory_email}</w:t>
             </w:r>
           </w:p>
